--- a/CĐ18_7.4 Cai thien kiem ke linh vuc IPPU.docx
+++ b/CĐ18_7.4 Cai thien kiem ke linh vuc IPPU.docx
@@ -6651,7 +6651,7 @@
         <w:rPr>
           <w:rtl w:val="0"/>
         </w:rPr>
-        <w:t xml:space="preserve"> năm 2020 trong sản xuất xi măng được tính như sau:</w:t>
+        <w:t xml:space="preserve"> năm 2022 trong sản xuất xi măng được tính như sau:</w:t>
       </w:r>
     </w:p>
     <w:p>
@@ -6665,7 +6665,7 @@
           <w:i w:val="1"/>
           <w:rtl w:val="0"/>
         </w:rPr>
-        <w:t xml:space="preserve">Phát thải CO</w:t>
+        <w:t>Phát thải CO2 = 0,525   30.092(nghìn tấn) = 41.483,03 (nghìn tấn) =  15,80 (Gg tấn)</w:t>
       </w:r>
       <w:r>
         <w:rPr>
@@ -6673,14 +6673,12 @@
           <w:vertAlign w:val="subscript"/>
           <w:rtl w:val="0"/>
         </w:rPr>
-        <w:t xml:space="preserve">2</w:t>
       </w:r>
       <w:r>
         <w:rPr>
           <w:i w:val="1"/>
           <w:rtl w:val="0"/>
         </w:rPr>
-        <w:t xml:space="preserve"> = 0,525   30.092(nghìn tấn) = 15.798,3 (nghìn tấn) =  15,80 (Gg tấn)</w:t>
       </w:r>
     </w:p>
     <w:p>
@@ -6703,7 +6701,7 @@
         <w:rPr>
           <w:rtl w:val="0"/>
         </w:rPr>
-        <w:t xml:space="preserve">Một cải tiến đã được thực hiện cho kiểm kê khí nhà kính từ hoạt động sản xuất xi măng năm 2018, 2020, đó là việc sử dụng số liệu clinker sản xuất và áp dụng phương pháp tính toán Bậc 2. Tuy nhiên hệ số liên quan tỷ lệ CaO trong clinker đang giả thiết là như nhau cho toàn bộ clinker sản xuất, cũng như hệ số hiệu chỉnh CKD đang lấy theo hệ số mặc định theo hướng dẫn của IPCC 2006. Các tính toán sau này sẽ được cải thiện nếu thu thập được số liệu chi tiết hơn cho hệ số CaO cũng như mức độ thất thoát CKD thực tế.   </w:t>
+        <w:t xml:space="preserve">Một cải tiến đã được thực hiện cho kiểm kê khí nhà kính từ hoạt động sản xuất xi măng năm 2018, 2022, đó là việc sử dụng số liệu clinker sản xuất và áp dụng phương pháp tính toán Bậc 2. Tuy nhiên hệ số liên quan tỷ lệ CaO trong clinker đang giả thiết là như nhau cho toàn bộ clinker sản xuất, cũng như hệ số hiệu chỉnh CKD đang lấy theo hệ số mặc định theo hướng dẫn của IPCC 2006. Các tính toán sau này sẽ được cải thiện nếu thu thập được số liệu chi tiết hơn cho hệ số CaO cũng như mức độ thất thoát CKD thực tế.   </w:t>
       </w:r>
     </w:p>
     <w:p>
@@ -6816,7 +6814,7 @@
         <w:rPr>
           <w:rtl w:val="0"/>
         </w:rPr>
-        <w:t xml:space="preserve">IPCC 2006 đưa ra các Bậc khác nhau cho việc tính toán phát thải khí nhà kính từ hoạt động sản xuất vôi. Đối với Bậc 2 và Bậc 3, số liệu tính toán yêu cầu phải có sự phân biệt rõ ràng giữa vôi thành phẩm và bụi lò vôi (lime kiln dust – LKD). Do không có số liệu về bụi lò vôi, nên trong tính toán phát thải khí nhà kính cho hoạt động sản xuất vôi năm 2018, 2020 sử dụng phương pháp Bậc 1. Công thức tính toán được IPCC 2006 đưa ra như sau:</w:t>
+        <w:t>IPCC 2006 đưa ra các Bậc khác nhau cho việc tính toán phát thải khí nhà kính từ hoạt động sản xuất vôi. Đối với Bậc 2 và Bậc 3, số liệu tính toán yêu cầu phải có sự phân biệt rõ ràng giữa vôi thành phẩm và bụi lò vôi (lime kiln dust – LKD). Do không có số liệu về bụi lò vôi, nên trong tính toán phát thải khí nhà kính cho hoạt động sản xuất vôi năm 2018, 2022 sử dụng phương pháp Bậc 1. Công thức tính toán được IPCC 2006 đưa ra như sau:</w:t>
       </w:r>
     </w:p>
     <w:p>
@@ -7001,7 +6999,7 @@
         <w:rPr>
           <w:rtl w:val="0"/>
         </w:rPr>
-        <w:t xml:space="preserve">Số liệu về sản lượng vôi năm 2018, 2020 được cung cấp từ Tổng cục Thống kê.</w:t>
+        <w:t>Số liệu về sản lượng vôi năm 2018, 2022 được cung cấp từ Tổng cục Thống kê.</w:t>
       </w:r>
     </w:p>
     <w:p>
@@ -7616,20 +7614,18 @@
         <w:rPr>
           <w:rtl w:val="0"/>
         </w:rPr>
-        <w:t xml:space="preserve">Phát thải CO</w:t>
+        <w:t>Phát thải CO2 năm 2022 trong sản xuất vôi được tính như sau:</w:t>
       </w:r>
       <w:r>
         <w:rPr>
           <w:vertAlign w:val="subscript"/>
           <w:rtl w:val="0"/>
         </w:rPr>
-        <w:t xml:space="preserve">2</w:t>
-      </w:r>
-      <w:r>
-        <w:rPr>
-          <w:rtl w:val="0"/>
-        </w:rPr>
-        <w:t xml:space="preserve"> năm 2020 trong sản xuất vôi được tính như sau:</w:t>
+      </w:r>
+      <w:r>
+        <w:rPr>
+          <w:rtl w:val="0"/>
+        </w:rPr>
       </w:r>
     </w:p>
     <w:p>
@@ -7644,7 +7640,7 @@
           <w:i w:val="1"/>
           <w:rtl w:val="0"/>
         </w:rPr>
-        <w:t xml:space="preserve">Phát thải CO</w:t>
+        <w:t>Phát thải CO2 =  1.056.942,20  0,75 + 94.213,00  0,77 = 1.769,55 (nghìn tấn)</w:t>
       </w:r>
       <w:r>
         <w:rPr>
@@ -7652,14 +7648,12 @@
           <w:vertAlign w:val="subscript"/>
           <w:rtl w:val="0"/>
         </w:rPr>
-        <w:t xml:space="preserve">2</w:t>
       </w:r>
       <w:r>
         <w:rPr>
           <w:i w:val="1"/>
           <w:rtl w:val="0"/>
         </w:rPr>
-        <w:t xml:space="preserve"> =  1.056.942,20  0,75 + 94.213,00  0,77 = 865,25 (nghìn tấn)</w:t>
       </w:r>
       <w:r>
         <w:rPr>
@@ -8248,7 +8242,7 @@
           <w:vertAlign w:val="baseline"/>
           <w:rtl w:val="0"/>
         </w:rPr>
-        <w:t xml:space="preserve">Bảng 1.5. Thống kê sản lượng kính xây dựng năm 2018, 2020</w:t>
+        <w:t>Bảng 1.5. Thống kê sản lượng kính xây dựng năm 2018, 2022</w:t>
       </w:r>
     </w:p>
     <w:tbl>
@@ -8526,20 +8520,18 @@
         <w:rPr>
           <w:rtl w:val="0"/>
         </w:rPr>
-        <w:t xml:space="preserve">- Phát thải CO</w:t>
+        <w:t xml:space="preserve">- Phát thải CO2 từ sản xuất kính xây dựng năm 2022 là </w:t>
       </w:r>
       <w:r>
         <w:rPr>
           <w:vertAlign w:val="subscript"/>
           <w:rtl w:val="0"/>
         </w:rPr>
-        <w:t xml:space="preserve">2</w:t>
-      </w:r>
-      <w:r>
-        <w:rPr>
-          <w:rtl w:val="0"/>
-        </w:rPr>
-        <w:t xml:space="preserve"> từ sản xuất kính xây dựng năm 2020 là </w:t>
+      </w:r>
+      <w:r>
+        <w:rPr>
+          <w:rtl w:val="0"/>
+        </w:rPr>
       </w:r>
     </w:p>
     <w:p>
@@ -8551,7 +8543,7 @@
         <w:rPr>
           <w:rtl w:val="0"/>
         </w:rPr>
-        <w:t xml:space="preserve">   280 x 10 x 0,21 = 588,0 (nghìn tấn)</w:t>
+        <w:t xml:space="preserve">   280 x 10 x 0,21 = 592,14 (nghìn tấn)</w:t>
       </w:r>
     </w:p>
     <w:p>
@@ -8574,7 +8566,7 @@
         <w:rPr>
           <w:rtl w:val="0"/>
         </w:rPr>
-        <w:t xml:space="preserve">Kiểm kê khí nhà kính năm 2018, năm 2020 đã sử dụng hệ số phát thải quốc gia chung cho sản xuất kính xây dựng, đây là điểm cải thiện của kiểm kê lần này. </w:t>
+        <w:t xml:space="preserve">Kiểm kê khí nhà kính năm 2018, năm 2022 đã sử dụng hệ số phát thải quốc gia chung cho sản xuất kính xây dựng, đây là điểm cải thiện của kiểm kê lần này. </w:t>
       </w:r>
     </w:p>
     <w:p>
@@ -9010,7 +9002,7 @@
         <w:rPr>
           <w:rtl w:val="0"/>
         </w:rPr>
-        <w:t xml:space="preserve">Theo thống kê của tổng cục thống kê, sản lượng gạch sản xuất của năm 2018 và 2020 theo bảng dưới đây.</w:t>
+        <w:t>Theo thống kê của tổng cục thống kê, sản lượng gạch sản xuất của năm 2018 và 2022 theo bảng dưới đây.</w:t>
       </w:r>
     </w:p>
     <w:p>
@@ -9061,7 +9053,7 @@
           <w:vertAlign w:val="baseline"/>
           <w:rtl w:val="0"/>
         </w:rPr>
-        <w:t xml:space="preserve">Bảng 1.6. Sản lượng gạch sản xuất năm 2018 và năm 2020</w:t>
+        <w:t>Bảng 1.6. Sản lượng gạch sản xuất năm 2018 và năm 2022</w:t>
       </w:r>
     </w:p>
     <w:tbl>
@@ -9682,33 +9674,29 @@
         <w:rPr>
           <w:rtl w:val="0"/>
         </w:rPr>
-        <w:t xml:space="preserve">Lượng phát thải CO2 do sản xuất gạch nung năm 2020 là </w:t>
+        <w:t>Lượng phát thải CO2 do sản xuất gạch nung năm 2022 là 717,4992 x 0,43971/103 = 0,32 (nghìn tấn)</w:t>
       </w:r>
       <w:r>
         <w:rPr>
           <w:color w:val="000000"/>
           <w:rtl w:val="0"/>
         </w:rPr>
-        <w:t xml:space="preserve">717,4992 x </w:t>
-      </w:r>
-      <w:r>
-        <w:rPr>
-          <w:rtl w:val="0"/>
-        </w:rPr>
-        <w:t xml:space="preserve">0,43971/10</w:t>
+      </w:r>
+      <w:r>
+        <w:rPr>
+          <w:rtl w:val="0"/>
+        </w:rPr>
       </w:r>
       <w:r>
         <w:rPr>
           <w:vertAlign w:val="superscript"/>
           <w:rtl w:val="0"/>
         </w:rPr>
-        <w:t xml:space="preserve">3</w:t>
-      </w:r>
-      <w:r>
-        <w:rPr>
-          <w:rtl w:val="0"/>
-        </w:rPr>
-        <w:t xml:space="preserve"> = 0,32 (nghìn tấn)</w:t>
+      </w:r>
+      <w:r>
+        <w:rPr>
+          <w:rtl w:val="0"/>
+        </w:rPr>
       </w:r>
     </w:p>
     <w:p>
@@ -10159,7 +10147,7 @@
         <w:rPr>
           <w:rtl w:val="0"/>
         </w:rPr>
-        <w:t xml:space="preserve">Số liệu về sản lượng Ammonia và sản lượng U-rê sản xuất năm 2018, 2020 được Tổng cục thống kê cung cấp. Chi tiết như sau:</w:t>
+        <w:t>Số liệu về sản lượng Ammonia và sản lượng U-rê sản xuất năm 2018, 2022 được Tổng cục thống kê cung cấp. Chi tiết như sau:</w:t>
       </w:r>
     </w:p>
     <w:p>
@@ -10210,7 +10198,7 @@
           <w:vertAlign w:val="baseline"/>
           <w:rtl w:val="0"/>
         </w:rPr>
-        <w:t xml:space="preserve"> Bảng 1.8. Sản lượng Ammonia giai đoạn 2018 – 2020</w:t>
+        <w:t xml:space="preserve"> Bảng 1.8. Sản lượng Ammonia giai đoạn 2018 – 2022</w:t>
       </w:r>
     </w:p>
     <w:tbl>
@@ -17152,7 +17140,7 @@
           <w:vertAlign w:val="baseline"/>
           <w:rtl w:val="0"/>
         </w:rPr>
-        <w:t xml:space="preserve">Bảng 1.16. Kết quả phát thải cho năm 2018, năm 2020</w:t>
+        <w:t>Bảng 1.16. Kết quả phát thải cho năm 2018, năm 2022</w:t>
       </w:r>
     </w:p>
     <w:tbl>
@@ -17714,7 +17702,7 @@
           <w:vertAlign w:val="baseline"/>
           <w:rtl w:val="0"/>
         </w:rPr>
-        <w:t xml:space="preserve">Bảng 1.17. Sản lượng axit nitric giai đoạn 2012 – 2020</w:t>
+        <w:t>Bảng 1.17. Sản lượng axit nitric giai đoạn 2012 – 2022</w:t>
       </w:r>
     </w:p>
     <w:p>
@@ -18805,7 +18793,7 @@
         <w:rPr>
           <w:rtl w:val="0"/>
         </w:rPr>
-        <w:t xml:space="preserve">Phát thải KNK năm 2020 từ ngành sản xuất axit nitric là: </w:t>
+        <w:t xml:space="preserve">Phát thải KNK năm 2022 từ ngành sản xuất axit nitric là: </w:t>
       </w:r>
     </w:p>
     <w:p>
@@ -19429,59 +19417,51 @@
         <w:rPr>
           <w:rtl w:val="0"/>
         </w:rPr>
-        <w:t xml:space="preserve">IPCC 2006 cung cấp 3 Bậc cho tính toán phát thải CO</w:t>
+        <w:t>IPCC 2006 cung cấp 3 Bậc cho tính toán phát thải CO2 từ sản xuất sắt thép (Bậc 1 tới Bậc 3) và 2 Bậc cho tính toán phát thải CH4 từ sản xuất sắt thép (Bậc 1 và Bậc 3). Với số liệu ban đầu là tổng lượng sắt thép được sản xuất trong năm 2018, 2022 theo các loại công nghệ, Báo cáo áp dụng Bậc 2 cho tính toán phát thải CO2 và CH4. Công thức tính toán phát thải:</w:t>
       </w:r>
       <w:r>
         <w:rPr>
           <w:vertAlign w:val="subscript"/>
           <w:rtl w:val="0"/>
         </w:rPr>
-        <w:t xml:space="preserve">2</w:t>
-      </w:r>
-      <w:r>
-        <w:rPr>
-          <w:rtl w:val="0"/>
-        </w:rPr>
-        <w:t xml:space="preserve"> từ sản xuất sắt thép (Bậc 1 tới Bậc 3) và 2 Bậc cho tính toán phát thải CH</w:t>
+      </w:r>
+      <w:r>
+        <w:rPr>
+          <w:rtl w:val="0"/>
+        </w:rPr>
       </w:r>
       <w:r>
         <w:rPr>
           <w:vertAlign w:val="subscript"/>
           <w:rtl w:val="0"/>
         </w:rPr>
-        <w:t xml:space="preserve">4</w:t>
-      </w:r>
-      <w:r>
-        <w:rPr>
-          <w:rtl w:val="0"/>
-        </w:rPr>
-        <w:t xml:space="preserve"> từ sản xuất sắt thép (Bậc 1 và Bậc 3). Với số liệu ban đầu là tổng lượng sắt thép được sản xuất trong năm 2018, 2020 theo các loại công nghệ, Báo cáo áp dụng Bậc 2 cho tính toán phát thải CO</w:t>
+      </w:r>
+      <w:r>
+        <w:rPr>
+          <w:rtl w:val="0"/>
+        </w:rPr>
       </w:r>
       <w:r>
         <w:rPr>
           <w:vertAlign w:val="subscript"/>
           <w:rtl w:val="0"/>
         </w:rPr>
-        <w:t xml:space="preserve">2</w:t>
-      </w:r>
-      <w:r>
-        <w:rPr>
-          <w:rtl w:val="0"/>
-        </w:rPr>
-        <w:t xml:space="preserve"> và CH</w:t>
+      </w:r>
+      <w:r>
+        <w:rPr>
+          <w:rtl w:val="0"/>
+        </w:rPr>
       </w:r>
       <w:r>
         <w:rPr>
           <w:vertAlign w:val="subscript"/>
           <w:rtl w:val="0"/>
         </w:rPr>
-        <w:t xml:space="preserve">4</w:t>
-      </w:r>
-      <w:r>
-        <w:rPr>
-          <w:rtl w:val="0"/>
-        </w:rPr>
-        <w:t xml:space="preserve">. Công thức tính toán phát thải:</w:t>
+      </w:r>
+      <w:r>
+        <w:rPr>
+          <w:rtl w:val="0"/>
+        </w:rPr>
       </w:r>
     </w:p>
     <w:p>
@@ -19641,7 +19621,7 @@
           <w:rtl w:val="0"/>
         </w:rPr>
         <w:tab/>
-        <w:t xml:space="preserve">Số liệu về sản lượng sắt thép được sản xuất trong năm 2018 và 2020 theo từng công nghệ được thu thập từ thống kê sản lượng ngành thép năm 2018, 2020 (Steel Statistical Yearbook 2018, 2020). Sản lượng thép thô theo từng công nghệ: công nghệ BOF công nghệ EAF, công nghệ IF trong 2 năm như sau:</w:t>
+        <w:t>Số liệu về sản lượng sắt thép được sản xuất trong năm 2018 và 2022 theo từng công nghệ được thu thập từ thống kê sản lượng ngành thép năm 2018, 2022 (Steel Statistical Yearbook 2018, 2020). Sản lượng thép thô theo từng công nghệ: công nghệ BOF công nghệ EAF, công nghệ IF trong 2 năm như sau:</w:t>
       </w:r>
     </w:p>
     <w:p>
@@ -19692,7 +19672,7 @@
           <w:vertAlign w:val="baseline"/>
           <w:rtl w:val="0"/>
         </w:rPr>
-        <w:t xml:space="preserve">Bảng 1.18. Sản lượng thép thô theo công nghệ năm 2018, 2020</w:t>
+        <w:t>Bảng 1.18. Sản lượng thép thô theo công nghệ năm 2018, 2022</w:t>
       </w:r>
     </w:p>
     <w:tbl>
@@ -20658,7 +20638,7 @@
               <w:rPr>
                 <w:rtl w:val="0"/>
               </w:rPr>
-              <w:t xml:space="preserve">26.612</w:t>
+              <w:t>23.962,42</w:t>
             </w:r>
             <w:r>
               <w:rPr>
@@ -21855,7 +21835,7 @@
         <w:rPr>
           <w:rtl w:val="0"/>
         </w:rPr>
-        <w:t xml:space="preserve">Số liệu được sử dụng để tính toán phát thải đối với các hợp chất HFCs trong năm 2018, 2020 được thể hiện trên Bảng 20. </w:t>
+        <w:t xml:space="preserve">Số liệu được sử dụng để tính toán phát thải đối với các hợp chất HFCs trong năm 2018, 2022 được thể hiện trên Bảng 20. </w:t>
       </w:r>
     </w:p>
     <w:p>
@@ -23440,7 +23420,7 @@
           <w:szCs w:val="24"/>
           <w:rtl w:val="0"/>
         </w:rPr>
-        <w:t xml:space="preserve">Số liệu năm 2020 </w:t>
+        <w:t>Số liệu năm 2022 Số liệu từ hải quan và Cục Xuất nhập khẩu - "Customs &amp; Import, Export data"</w:t>
       </w:r>
       <w:r>
         <w:rPr>
@@ -23450,7 +23430,6 @@
           <w:szCs w:val="24"/>
           <w:rtl w:val="0"/>
         </w:rPr>
-        <w:t xml:space="preserve">Số liệu từ hải quan và Cục Xuất nhập khẩu - "Customs &amp; Import, Export data"</w:t>
       </w:r>
     </w:p>
     <w:p>
@@ -26637,7 +26616,7 @@
         <w:rPr>
           <w:rtl w:val="0"/>
         </w:rPr>
-        <w:t xml:space="preserve">Số liệu về lượng tiêu thụ dầu nhờn được sử dụng từ nguồn Tổng cục thống kê. Số liệu cụ thể cho năm 2018, 2020 như sau:</w:t>
+        <w:t>Số liệu về lượng tiêu thụ dầu nhờn được sử dụng từ nguồn Tổng cục thống kê. Số liệu cụ thể cho năm 2018, 2022 như sau:</w:t>
       </w:r>
     </w:p>
     <w:p>
@@ -26946,7 +26925,7 @@
         <w:rPr>
           <w:rtl w:val="0"/>
         </w:rPr>
-        <w:t xml:space="preserve">Kết quả tính toán phát thải cho năm 2018, 2020 như sau</w:t>
+        <w:t>Kết quả tính toán phát thải cho năm 2018, 2022 như sau</w:t>
       </w:r>
     </w:p>
     <w:p>
@@ -27524,7 +27503,7 @@
         <w:rPr>
           <w:rtl w:val="0"/>
         </w:rPr>
-        <w:t xml:space="preserve">Số liệu về lượng tiêu thụ parafin được sử dụng từ nguồn Tổng cục thống kê. Số liệu cụ thể cho năm 2018, 2020 như sau:</w:t>
+        <w:t>Số liệu về lượng tiêu thụ parafin được sử dụng từ nguồn Tổng cục thống kê. Số liệu cụ thể cho năm 2018, 2022 như sau:</w:t>
       </w:r>
     </w:p>
     <w:p>
@@ -27817,7 +27796,7 @@
         <w:rPr>
           <w:rtl w:val="0"/>
         </w:rPr>
-        <w:t xml:space="preserve">Kết quả tính toán phát thải cho năm 2018, 2020 như sau:</w:t>
+        <w:t>Kết quả tính toán phát thải cho năm 2018, 2022 như sau:</w:t>
       </w:r>
     </w:p>
     <w:p>
@@ -28093,7 +28072,7 @@
         <w:rPr>
           <w:rtl w:val="0"/>
         </w:rPr>
-        <w:t xml:space="preserve">Báo cáo đã thực hiện kiểm kê phát thải KNK cho lĩnh vực IPPU năm 2018, 2020.</w:t>
+        <w:t>Báo cáo đã thực hiện kiểm kê phát thải KNK cho lĩnh vực IPPU năm 2018, 2022.</w:t>
       </w:r>
     </w:p>
     <w:p>
@@ -28144,7 +28123,7 @@
           <w:vertAlign w:val="baseline"/>
           <w:rtl w:val="0"/>
         </w:rPr>
-        <w:t xml:space="preserve">Bảng 1.27. Tổng hợp lượng phát thải KNK trong lĩnh vực IPPU năm 2018, 2020</w:t>
+        <w:t>Bảng 1.27. Tổng hợp lượng phát thải KNK trong lĩnh vực IPPU năm 2018, 2022</w:t>
       </w:r>
       <w:r>
         <w:rPr>
@@ -28583,7 +28562,7 @@
                 <w:color w:val="000000"/>
                 <w:rtl w:val="0"/>
               </w:rPr>
-              <w:t xml:space="preserve">26.612,27</w:t>
+              <w:t>23.962,42,27</w:t>
             </w:r>
           </w:p>
         </w:tc>
@@ -29203,7 +29182,7 @@
                 <w:color w:val="000000"/>
                 <w:rtl w:val="0"/>
               </w:rPr>
-              <w:t xml:space="preserve">45,07</w:t>
+              <w:t>81,46</w:t>
             </w:r>
           </w:p>
           <w:p>
@@ -29266,7 +29245,7 @@
                 <w:color w:val="000000"/>
                 <w:rtl w:val="0"/>
               </w:rPr>
-              <w:t xml:space="preserve">53,28</w:t>
+              <w:t>81,46</w:t>
             </w:r>
           </w:p>
           <w:p>
@@ -31292,7 +31271,7 @@
           <w:color w:val="000000"/>
           <w:rtl w:val="0"/>
         </w:rPr>
-        <w:t xml:space="preserve"> Bộ Xây dựng (2015). “Quy hoạch phát triển công nghiệp vôi đến năm 2020 và định hướng đến năm 2030”;</w:t>
+        <w:t xml:space="preserve"> Bộ Xây dựng (2015). “Quy hoạch phát triển công nghiệp vôi đến năm 2022 và định hướng đến năm 2030”;</w:t>
       </w:r>
     </w:p>
     <w:p>

--- a/CĐ18_7.4 Cai thien kiem ke linh vuc IPPU.docx
+++ b/CĐ18_7.4 Cai thien kiem ke linh vuc IPPU.docx
@@ -5842,7 +5842,7 @@
                 <w:color w:val="000000"/>
                 <w:rtl w:val="0"/>
               </w:rPr>
-              <w:t xml:space="preserve">2020</w:t>
+              <w:t>2022</w:t>
             </w:r>
           </w:p>
         </w:tc>
@@ -7143,7 +7143,7 @@
                 <w:b w:val="1"/>
                 <w:rtl w:val="0"/>
               </w:rPr>
-              <w:t xml:space="preserve">2020</w:t>
+              <w:t>2022</w:t>
             </w:r>
           </w:p>
         </w:tc>
@@ -8326,7 +8326,7 @@
                 <w:b w:val="1"/>
                 <w:rtl w:val="0"/>
               </w:rPr>
-              <w:t xml:space="preserve">2020</w:t>
+              <w:t>2022</w:t>
             </w:r>
           </w:p>
         </w:tc>
@@ -9159,7 +9159,7 @@
                 <w:b w:val="1"/>
                 <w:rtl w:val="0"/>
               </w:rPr>
-              <w:t xml:space="preserve">Sản lượng 2020</w:t>
+              <w:t>Sản lượng 2022</w:t>
             </w:r>
           </w:p>
         </w:tc>
@@ -9412,7 +9412,7 @@
                 <w:b w:val="1"/>
                 <w:rtl w:val="0"/>
               </w:rPr>
-              <w:t xml:space="preserve">Sản lượng 2020</w:t>
+              <w:t>Sản lượng 2022</w:t>
             </w:r>
           </w:p>
         </w:tc>
@@ -10340,7 +10340,7 @@
               <w:rPr>
                 <w:rtl w:val="0"/>
               </w:rPr>
-              <w:t xml:space="preserve">2020</w:t>
+              <w:t>2022</w:t>
             </w:r>
           </w:p>
         </w:tc>
@@ -13043,7 +13043,7 @@
                 <w:szCs w:val="26"/>
                 <w:rtl w:val="0"/>
               </w:rPr>
-              <w:t xml:space="preserve">2020</w:t>
+              <w:t>2022</w:t>
             </w:r>
           </w:p>
         </w:tc>
@@ -14875,7 +14875,7 @@
                 <w:szCs w:val="26"/>
                 <w:rtl w:val="0"/>
               </w:rPr>
-              <w:t xml:space="preserve">2020</w:t>
+              <w:t>2022</w:t>
             </w:r>
           </w:p>
         </w:tc>
@@ -15227,7 +15227,7 @@
                 <w:szCs w:val="26"/>
                 <w:rtl w:val="0"/>
               </w:rPr>
-              <w:t xml:space="preserve">2020</w:t>
+              <w:t>2022</w:t>
             </w:r>
           </w:p>
         </w:tc>
@@ -17969,7 +17969,7 @@
                 <w:color w:val="000000"/>
                 <w:rtl w:val="0"/>
               </w:rPr>
-              <w:t xml:space="preserve">2020</w:t>
+              <w:t>2022</w:t>
             </w:r>
           </w:p>
         </w:tc>
@@ -19784,7 +19784,7 @@
                 <w:color w:val="000000"/>
                 <w:rtl w:val="0"/>
               </w:rPr>
-              <w:t xml:space="preserve">Năm 2020</w:t>
+              <w:t>Năm 2022</w:t>
             </w:r>
           </w:p>
         </w:tc>
@@ -20347,7 +20347,7 @@
                 <w:b w:val="1"/>
                 <w:rtl w:val="0"/>
               </w:rPr>
-              <w:t xml:space="preserve">2020</w:t>
+              <w:t>2022</w:t>
             </w:r>
           </w:p>
         </w:tc>
@@ -22029,7 +22029,7 @@
                 <w:color w:val="000000"/>
                 <w:rtl w:val="0"/>
               </w:rPr>
-              <w:t xml:space="preserve">2020</w:t>
+              <w:t>2022</w:t>
             </w:r>
           </w:p>
         </w:tc>
@@ -24585,7 +24585,7 @@
                 <w:szCs w:val="24"/>
                 <w:rtl w:val="0"/>
               </w:rPr>
-              <w:t xml:space="preserve">2020 (CO</w:t>
+              <w:t>2022 (CO</w:t>
             </w:r>
             <w:r>
               <w:rPr>
@@ -26770,7 +26770,7 @@
                 <w:color w:val="000000"/>
                 <w:rtl w:val="0"/>
               </w:rPr>
-              <w:t xml:space="preserve">2020</w:t>
+              <w:t>2022</w:t>
             </w:r>
           </w:p>
         </w:tc>
@@ -27104,7 +27104,7 @@
                 <w:color w:val="000000"/>
                 <w:rtl w:val="0"/>
               </w:rPr>
-              <w:t xml:space="preserve">2020</w:t>
+              <w:t>2022</w:t>
             </w:r>
           </w:p>
         </w:tc>
@@ -27654,7 +27654,7 @@
                 <w:color w:val="000000"/>
                 <w:rtl w:val="0"/>
               </w:rPr>
-              <w:t xml:space="preserve">2020</w:t>
+              <w:t>2022</w:t>
             </w:r>
           </w:p>
         </w:tc>
@@ -27950,7 +27950,7 @@
                 <w:color w:val="000000"/>
                 <w:rtl w:val="0"/>
               </w:rPr>
-              <w:t xml:space="preserve">2020</w:t>
+              <w:t>2022</w:t>
             </w:r>
           </w:p>
         </w:tc>
@@ -28289,7 +28289,7 @@
                 <w:color w:val="000000"/>
                 <w:rtl w:val="0"/>
               </w:rPr>
-              <w:t xml:space="preserve">2020 (Nghìn tấn)</w:t>
+              <w:t>2022 (Nghìn tấn)</w:t>
             </w:r>
           </w:p>
         </w:tc>
